--- a/6-G-6/4-week-4/4-worksheet/Computer Worksheet G6 W4.docx
+++ b/6-G-6/4-week-4/4-worksheet/Computer Worksheet G6 W4.docx
@@ -344,7 +344,7 @@
             <w:pPr>
               <w:jc w:val="center"/>
               <w:rPr>
-                <w:rFonts w:asciiTheme="minorBidi" w:hAnsiTheme="minorBidi" w:hint="cs"/>
+                <w:rFonts w:asciiTheme="minorBidi" w:hAnsiTheme="minorBidi"/>
                 <w:b/>
                 <w:bCs/>
                 <w:rtl/>
@@ -597,7 +597,14 @@
                                 <w:lang w:val="en-GB"/>
                               </w:rPr>
                               <w:tab/>
-                              <w:t>Node</w:t>
+                            </w:r>
+                            <w:r>
+                              <w:rPr>
+                                <w:sz w:val="32"/>
+                                <w:szCs w:val="32"/>
+                                <w:lang w:val="en-GB"/>
+                              </w:rPr>
+                              <w:t>Icon</w:t>
                             </w:r>
                             <w:r>
                               <w:rPr>
@@ -711,7 +718,14 @@
                           <w:lang w:val="en-GB"/>
                         </w:rPr>
                         <w:tab/>
-                        <w:t>Node</w:t>
+                      </w:r>
+                      <w:r>
+                        <w:rPr>
+                          <w:sz w:val="32"/>
+                          <w:szCs w:val="32"/>
+                          <w:lang w:val="en-GB"/>
+                        </w:rPr>
+                        <w:t>Icon</w:t>
                       </w:r>
                       <w:r>
                         <w:rPr>
